--- a/templates/mj-failure-investigation-report-template.docx
+++ b/templates/mj-failure-investigation-report-template.docx
@@ -52,7 +52,7 @@
                 <w:sz w:val="24"/>
                 <w:szCs w:val="24"/>
               </w:rPr>
-              <w:t xml:space="preserve">Date of non conformance:</w:t>
+              <w:t xml:space="preserve">Date:</w:t>
             </w:r>
           </w:p>
         </w:tc>
@@ -112,7 +112,7 @@
                 <w:sz w:val="24"/>
                 <w:szCs w:val="24"/>
               </w:rPr>
-              <w:t xml:space="preserve">Source Document No.:</w:t>
+              <w:t xml:space="preserve">Source Document No.</w:t>
             </w:r>
           </w:p>
         </w:tc>
@@ -142,381 +142,6 @@
                 <w:szCs w:val="24"/>
               </w:rPr>
               <w:t xml:space="preserve">{sourceDocumentNo}</w:t>
-            </w:r>
-          </w:p>
-        </w:tc>
-      </w:tr>
-      <w:tr>
-        <w:trPr>
-          <w:trHeight w:val="286"/>
-        </w:trPr>
-        <w:tc>
-          <w:tcPr>
-            <w:tcW w:w="2610" w:type="dxa"/>
-            <w:tcBorders>
-              <w:top w:val="single" w:color="auto" w:sz="4" w:space="0"/>
-              <w:left w:val="single" w:color="auto" w:sz="4" w:space="0"/>
-              <w:bottom w:val="single" w:color="auto" w:sz="4" w:space="0"/>
-              <w:right w:val="single" w:color="auto" w:sz="4" w:space="0"/>
-            </w:tcBorders>
-            <w:tcMar/>
-            <w:vAlign w:val="center"/>
-          </w:tcPr>
-          <w:p>
-            <w:pPr>
-              <w:spacing w:line="276" w:lineRule="auto"/>
-              <w:rPr>
-                <w:sz w:val="24"/>
-                <w:szCs w:val="24"/>
-              </w:rPr>
-            </w:pPr>
-            <w:r>
-              <w:rPr>
-                <w:b/>
-                <w:bCs/>
-                <w:sz w:val="24"/>
-                <w:szCs w:val="24"/>
-              </w:rPr>
-              <w:t xml:space="preserve">Product Name:</w:t>
-            </w:r>
-          </w:p>
-        </w:tc>
-        <w:tc>
-          <w:tcPr>
-            <w:tcW w:w="2610" w:type="dxa"/>
-            <w:tcBorders>
-              <w:top w:val="single" w:color="auto" w:sz="4" w:space="0"/>
-              <w:left w:val="single" w:color="auto" w:sz="4" w:space="0"/>
-              <w:bottom w:val="single" w:color="auto" w:sz="4" w:space="0"/>
-              <w:right w:val="single" w:color="auto" w:sz="4" w:space="0"/>
-            </w:tcBorders>
-            <w:tcMar/>
-            <w:vAlign w:val="center"/>
-          </w:tcPr>
-          <w:p>
-            <w:pPr>
-              <w:spacing w:line="276" w:lineRule="auto"/>
-              <w:rPr>
-                <w:sz w:val="24"/>
-                <w:szCs w:val="24"/>
-              </w:rPr>
-            </w:pPr>
-            <w:r>
-              <w:rPr>
-                <w:sz w:val="24"/>
-                <w:szCs w:val="24"/>
-              </w:rPr>
-              <w:t xml:space="preserve">{productName}</w:t>
-            </w:r>
-          </w:p>
-        </w:tc>
-        <w:tc>
-          <w:tcPr>
-            <w:tcW w:w="2610" w:type="dxa"/>
-            <w:tcBorders>
-              <w:top w:val="single" w:color="auto" w:sz="4" w:space="0"/>
-              <w:left w:val="single" w:color="auto" w:sz="4" w:space="0"/>
-              <w:bottom w:val="single" w:color="auto" w:sz="4" w:space="0"/>
-              <w:right w:val="single" w:color="auto" w:sz="4" w:space="0"/>
-            </w:tcBorders>
-            <w:tcMar/>
-            <w:vAlign w:val="center"/>
-          </w:tcPr>
-          <w:p>
-            <w:pPr>
-              <w:spacing w:line="276" w:lineRule="auto"/>
-              <w:rPr>
-                <w:sz w:val="24"/>
-                <w:szCs w:val="24"/>
-              </w:rPr>
-            </w:pPr>
-            <w:r>
-              <w:rPr>
-                <w:b/>
-                <w:bCs/>
-                <w:sz w:val="24"/>
-                <w:szCs w:val="24"/>
-              </w:rPr>
-              <w:t xml:space="preserve">Batch No.:</w:t>
-            </w:r>
-          </w:p>
-        </w:tc>
-        <w:tc>
-          <w:tcPr>
-            <w:tcW w:w="2610" w:type="dxa"/>
-            <w:tcBorders>
-              <w:top w:val="single" w:color="auto" w:sz="4" w:space="0"/>
-              <w:left w:val="single" w:color="auto" w:sz="4" w:space="0"/>
-              <w:bottom w:val="single" w:color="auto" w:sz="4" w:space="0"/>
-              <w:right w:val="single" w:color="auto" w:sz="4" w:space="0"/>
-            </w:tcBorders>
-            <w:tcMar/>
-            <w:vAlign w:val="center"/>
-          </w:tcPr>
-          <w:p>
-            <w:pPr>
-              <w:spacing w:line="276" w:lineRule="auto"/>
-              <w:rPr>
-                <w:sz w:val="24"/>
-                <w:szCs w:val="24"/>
-              </w:rPr>
-            </w:pPr>
-            <w:r>
-              <w:rPr>
-                <w:sz w:val="24"/>
-                <w:szCs w:val="24"/>
-              </w:rPr>
-              <w:t xml:space="preserve">{batchNo}</w:t>
-            </w:r>
-          </w:p>
-        </w:tc>
-      </w:tr>
-      <w:tr>
-        <w:trPr>
-          <w:trHeight w:val="286"/>
-        </w:trPr>
-        <w:tc>
-          <w:tcPr>
-            <w:tcW w:w="2610" w:type="dxa"/>
-            <w:tcBorders>
-              <w:top w:val="single" w:color="auto" w:sz="4" w:space="0"/>
-              <w:left w:val="single" w:color="auto" w:sz="4" w:space="0"/>
-              <w:bottom w:val="single" w:color="auto" w:sz="4" w:space="0"/>
-              <w:right w:val="single" w:color="auto" w:sz="4" w:space="0"/>
-            </w:tcBorders>
-            <w:tcMar/>
-            <w:vAlign w:val="center"/>
-          </w:tcPr>
-          <w:p>
-            <w:pPr>
-              <w:spacing w:line="276" w:lineRule="auto"/>
-              <w:rPr>
-                <w:sz w:val="24"/>
-                <w:szCs w:val="24"/>
-              </w:rPr>
-            </w:pPr>
-            <w:r>
-              <w:rPr>
-                <w:b/>
-                <w:bCs/>
-                <w:sz w:val="24"/>
-                <w:szCs w:val="24"/>
-              </w:rPr>
-              <w:t xml:space="preserve">Equipment ID:</w:t>
-            </w:r>
-          </w:p>
-        </w:tc>
-        <w:tc>
-          <w:tcPr>
-            <w:tcW w:w="2610" w:type="dxa"/>
-            <w:tcBorders>
-              <w:top w:val="single" w:color="auto" w:sz="4" w:space="0"/>
-              <w:left w:val="single" w:color="auto" w:sz="4" w:space="0"/>
-              <w:bottom w:val="single" w:color="auto" w:sz="4" w:space="0"/>
-              <w:right w:val="single" w:color="auto" w:sz="4" w:space="0"/>
-            </w:tcBorders>
-            <w:tcMar/>
-            <w:vAlign w:val="center"/>
-          </w:tcPr>
-          <w:p>
-            <w:pPr>
-              <w:spacing w:line="276" w:lineRule="auto"/>
-              <w:rPr>
-                <w:sz w:val="24"/>
-                <w:szCs w:val="24"/>
-              </w:rPr>
-            </w:pPr>
-            <w:r>
-              <w:rPr>
-                <w:sz w:val="24"/>
-                <w:szCs w:val="24"/>
-              </w:rPr>
-              <w:t xml:space="preserve">{equipmentId}</w:t>
-            </w:r>
-          </w:p>
-        </w:tc>
-        <w:tc>
-          <w:tcPr>
-            <w:tcW w:w="2610" w:type="dxa"/>
-            <w:tcBorders>
-              <w:top w:val="single" w:color="auto" w:sz="4" w:space="0"/>
-              <w:left w:val="single" w:color="auto" w:sz="4" w:space="0"/>
-              <w:bottom w:val="single" w:color="auto" w:sz="4" w:space="0"/>
-              <w:right w:val="single" w:color="auto" w:sz="4" w:space="0"/>
-            </w:tcBorders>
-            <w:tcMar/>
-            <w:vAlign w:val="center"/>
-          </w:tcPr>
-          <w:p>
-            <w:pPr>
-              <w:spacing w:line="276" w:lineRule="auto"/>
-              <w:rPr>
-                <w:sz w:val="24"/>
-                <w:szCs w:val="24"/>
-              </w:rPr>
-            </w:pPr>
-            <w:r>
-              <w:rPr>
-                <w:b/>
-                <w:bCs/>
-                <w:sz w:val="24"/>
-                <w:szCs w:val="24"/>
-              </w:rPr>
-              <w:t xml:space="preserve">Unit:</w:t>
-            </w:r>
-          </w:p>
-        </w:tc>
-        <w:tc>
-          <w:tcPr>
-            <w:tcW w:w="2610" w:type="dxa"/>
-            <w:tcBorders>
-              <w:top w:val="single" w:color="auto" w:sz="4" w:space="0"/>
-              <w:left w:val="single" w:color="auto" w:sz="4" w:space="0"/>
-              <w:bottom w:val="single" w:color="auto" w:sz="4" w:space="0"/>
-              <w:right w:val="single" w:color="auto" w:sz="4" w:space="0"/>
-            </w:tcBorders>
-            <w:tcMar/>
-            <w:vAlign w:val="center"/>
-          </w:tcPr>
-          <w:p>
-            <w:pPr>
-              <w:spacing w:line="276" w:lineRule="auto"/>
-              <w:rPr>
-                <w:sz w:val="24"/>
-                <w:szCs w:val="24"/>
-              </w:rPr>
-            </w:pPr>
-            <w:r>
-              <w:rPr>
-                <w:sz w:val="24"/>
-                <w:szCs w:val="24"/>
-              </w:rPr>
-              <w:t xml:space="preserve">{unit}</w:t>
-            </w:r>
-          </w:p>
-        </w:tc>
-      </w:tr>
-      <w:tr>
-        <w:trPr>
-          <w:trHeight w:val="286"/>
-        </w:trPr>
-        <w:tc>
-          <w:tcPr>
-            <w:tcW w:w="2610" w:type="dxa"/>
-            <w:tcBorders>
-              <w:top w:val="single" w:color="auto" w:sz="4" w:space="0"/>
-              <w:left w:val="single" w:color="auto" w:sz="4" w:space="0"/>
-              <w:bottom w:val="single" w:color="auto" w:sz="4" w:space="0"/>
-              <w:right w:val="single" w:color="auto" w:sz="4" w:space="0"/>
-            </w:tcBorders>
-            <w:tcMar/>
-            <w:vAlign w:val="center"/>
-          </w:tcPr>
-          <w:p>
-            <w:pPr>
-              <w:spacing w:line="276" w:lineRule="auto"/>
-              <w:rPr>
-                <w:sz w:val="24"/>
-                <w:szCs w:val="24"/>
-              </w:rPr>
-            </w:pPr>
-            <w:r>
-              <w:rPr>
-                <w:b/>
-                <w:bCs/>
-                <w:sz w:val="24"/>
-                <w:szCs w:val="24"/>
-              </w:rPr>
-              <w:t xml:space="preserve">Reference SOP No.:</w:t>
-            </w:r>
-          </w:p>
-        </w:tc>
-        <w:tc>
-          <w:tcPr>
-            <w:tcW w:w="2610" w:type="dxa"/>
-            <w:tcBorders>
-              <w:top w:val="single" w:color="auto" w:sz="4" w:space="0"/>
-              <w:left w:val="single" w:color="auto" w:sz="4" w:space="0"/>
-              <w:bottom w:val="single" w:color="auto" w:sz="4" w:space="0"/>
-              <w:right w:val="single" w:color="auto" w:sz="4" w:space="0"/>
-            </w:tcBorders>
-            <w:tcMar/>
-            <w:vAlign w:val="center"/>
-          </w:tcPr>
-          <w:p>
-            <w:pPr>
-              <w:spacing w:line="276" w:lineRule="auto"/>
-              <w:rPr>
-                <w:sz w:val="24"/>
-                <w:szCs w:val="24"/>
-              </w:rPr>
-            </w:pPr>
-            <w:r>
-              <w:rPr>
-                <w:sz w:val="24"/>
-                <w:szCs w:val="24"/>
-              </w:rPr>
-              <w:t xml:space="preserve">{referenceSopNo}</w:t>
-            </w:r>
-          </w:p>
-        </w:tc>
-        <w:tc>
-          <w:tcPr>
-            <w:tcW w:w="2610" w:type="dxa"/>
-            <w:tcBorders>
-              <w:top w:val="single" w:color="auto" w:sz="4" w:space="0"/>
-              <w:left w:val="single" w:color="auto" w:sz="4" w:space="0"/>
-              <w:bottom w:val="single" w:color="auto" w:sz="4" w:space="0"/>
-              <w:right w:val="single" w:color="auto" w:sz="4" w:space="0"/>
-            </w:tcBorders>
-            <w:tcMar/>
-            <w:vAlign w:val="center"/>
-          </w:tcPr>
-          <w:p>
-            <w:pPr>
-              <w:spacing w:line="276" w:lineRule="auto"/>
-              <w:rPr>
-                <w:sz w:val="24"/>
-                <w:szCs w:val="24"/>
-              </w:rPr>
-            </w:pPr>
-            <w:r>
-              <w:rPr>
-                <w:b/>
-                <w:bCs/>
-                <w:sz w:val="24"/>
-                <w:szCs w:val="24"/>
-              </w:rPr>
-              <w:t xml:space="preserve">Report No.:</w:t>
-            </w:r>
-          </w:p>
-        </w:tc>
-        <w:tc>
-          <w:tcPr>
-            <w:tcW w:w="2610" w:type="dxa"/>
-            <w:tcBorders>
-              <w:top w:val="single" w:color="auto" w:sz="4" w:space="0"/>
-              <w:left w:val="single" w:color="auto" w:sz="4" w:space="0"/>
-              <w:bottom w:val="single" w:color="auto" w:sz="4" w:space="0"/>
-              <w:right w:val="single" w:color="auto" w:sz="4" w:space="0"/>
-            </w:tcBorders>
-            <w:tcMar/>
-            <w:vAlign w:val="center"/>
-          </w:tcPr>
-          <w:p>
-            <w:pPr>
-              <w:spacing w:line="276" w:lineRule="auto"/>
-              <w:rPr>
-                <w:sz w:val="24"/>
-                <w:szCs w:val="24"/>
-              </w:rPr>
-            </w:pPr>
-            <w:r>
-              <w:rPr>
-                <w:sz w:val="24"/>
-                <w:szCs w:val="24"/>
-              </w:rPr>
-              <w:t xml:space="preserve">{documentNo}</w:t>
             </w:r>
           </w:p>
         </w:tc>
